--- a/General/Ben Jarvis` special lesson.docx
+++ b/General/Ben Jarvis` special lesson.docx
@@ -74,13 +74,25 @@
     <w:p>
       <w:r>
         <w:br/>
-        <w:t>Curcuit switching is where the direct link is established between the start and end, so you don’t have to reconstruct</w:t>
-      </w:r>
-    </w:p>
-    <w:p>
-      <w:r>
-        <w:t>Disadvantage: Can cause data corruption and wasted bandwith</w:t>
-      </w:r>
+      </w:r>
+      <w:proofErr w:type="spellStart"/>
+      <w:r>
+        <w:t>Curcuit</w:t>
+      </w:r>
+      <w:proofErr w:type="spellEnd"/>
+      <w:r>
+        <w:t xml:space="preserve"> switching is where the direct link is established between the start and end, so you don’t have to reconstruct</w:t>
+      </w:r>
+    </w:p>
+    <w:p>
+      <w:r>
+        <w:t xml:space="preserve">Disadvantage: Can cause data corruption and wasted </w:t>
+      </w:r>
+      <w:proofErr w:type="spellStart"/>
+      <w:r>
+        <w:t>bandwith</w:t>
+      </w:r>
+      <w:proofErr w:type="spellEnd"/>
     </w:p>
     <w:p/>
     <w:p>
@@ -94,6 +106,12 @@
       <w:proofErr w:type="gramEnd"/>
       <w:r>
         <w:t xml:space="preserve"> wait for all packets to arrive</w:t>
+      </w:r>
+    </w:p>
+    <w:p/>
+    <w:p>
+      <w:r>
+        <w:t>Packet switching dynamically finds the best route,</w:t>
       </w:r>
     </w:p>
     <w:p/>
@@ -105,7 +123,9 @@
     <w:p/>
     <w:p>
       <w:r>
-        <w:lastRenderedPageBreak/>
+        <w:rPr>
+          <w:noProof/>
+        </w:rPr>
         <w:drawing>
           <wp:inline distT="0" distB="0" distL="0" distR="0" wp14:anchorId="12006A81" wp14:editId="2D760C60">
             <wp:extent cx="5731510" cy="4044315"/>
